--- a/word_reports/LP_0378_위치_358_Xanadu_Original Soundtrac.docx
+++ b/word_reports/LP_0378_위치_358_Xanadu_Original Soundtrac.docx
@@ -4,7 +4,7 @@
   <w:body>
     <w:p>
       <w:pPr>
-        <w:spacing w:after="280"/>
+        <w:spacing w:after="80"/>
       </w:pPr>
       <w:r>
         <w:rPr w:rFonts="맑은 고딕">
@@ -13,94 +13,47 @@
           <w:color w:val="1E3A8A"/>
           <w:sz w:val="30"/>
         </w:rPr>
-        <w:t>[358] Xanadu - Original Soundtrack</w:t>
+        <w:t>Xanadu (제너두) - Original Soundtrack</w:t>
       </w:r>
     </w:p>
     <w:p>
       <w:pPr>
-        <w:spacing w:after="320"/>
+        <w:spacing w:after="240"/>
       </w:pPr>
       <w:r>
         <w:rPr w:rFonts="맑은 고딕">
           <w:rFonts w:ascii="맑은 고딕" w:hAnsi="맑은 고딕" w:eastAsia="맑은 고딕"/>
           <w:b/>
-          <w:sz w:val="20"/>
+          <w:color w:val="4B5563"/>
+          <w:sz w:val="22"/>
         </w:rPr>
-        <w:t>■ 위치 : 358</w:t>
-        <w:br/>
-      </w:r>
-      <w:r>
-        <w:rPr w:rFonts="맑은 고딕">
-          <w:rFonts w:ascii="맑은 고딕" w:hAnsi="맑은 고딕" w:eastAsia="맑은 고딕"/>
-          <w:b/>
-          <w:sz w:val="20"/>
-        </w:rPr>
-        <w:t>■ 아티스트 : Xanadu</w:t>
-        <w:br/>
-      </w:r>
-      <w:r>
-        <w:rPr w:rFonts="맑은 고딕">
-          <w:rFonts w:ascii="맑은 고딕" w:hAnsi="맑은 고딕" w:eastAsia="맑은 고딕"/>
-          <w:b/>
-          <w:sz w:val="20"/>
-        </w:rPr>
-        <w:t>■ 앨범명 : Original Soundtrack</w:t>
-        <w:br/>
-      </w:r>
-      <w:r>
-        <w:rPr w:rFonts="맑은 고딕">
-          <w:rFonts w:ascii="맑은 고딕" w:hAnsi="맑은 고딕" w:eastAsia="맑은 고딕"/>
-          <w:b w:val="0"/>
-          <w:sz w:val="20"/>
-        </w:rPr>
-        <w:t>■ 음반 레이블 : MCA Records / Jet Records</w:t>
-        <w:br/>
-      </w:r>
-      <w:r>
-        <w:rPr w:rFonts="맑은 고딕">
-          <w:rFonts w:ascii="맑은 고딕" w:hAnsi="맑은 고딕" w:eastAsia="맑은 고딕"/>
-          <w:b w:val="0"/>
-          <w:sz w:val="20"/>
-        </w:rPr>
-        <w:t>■ 발매년도 : 1980</w:t>
-        <w:br/>
-      </w:r>
-      <w:r>
-        <w:rPr w:rFonts="맑은 고딕">
-          <w:rFonts w:ascii="맑은 고딕" w:hAnsi="맑은 고딕" w:eastAsia="맑은 고딕"/>
-          <w:b w:val="0"/>
-          <w:sz w:val="20"/>
-        </w:rPr>
-        <w:t>■ 장르 : 팝 록, 디스코, 신스팝, 영화 음악 (Pop Rock, Disco, Synth-Pop, Movie Soundtrack)</w:t>
-        <w:br/>
-      </w:r>
-      <w:r>
-        <w:rPr w:rFonts="맑은 고딕">
-          <w:rFonts w:ascii="맑은 고딕" w:hAnsi="맑은 고딕" w:eastAsia="맑은 고딕"/>
-          <w:b w:val="0"/>
-          <w:sz w:val="20"/>
-        </w:rPr>
-        <w:t>■ 주요 수록곡 : 1. Magic - Olivia Newton-John</w:t>
-        <w:br/>
+        <w:t>위치 :  358</w:t>
       </w:r>
     </w:p>
     <w:p>
       <w:pPr>
-        <w:spacing w:after="160"/>
+        <w:spacing w:line="324" w:lineRule="auto" w:before="80" w:after="160"/>
       </w:pPr>
       <w:r>
         <w:rPr w:rFonts="맑은 고딕">
           <w:rFonts w:ascii="맑은 고딕" w:hAnsi="맑은 고딕" w:eastAsia="맑은 고딕"/>
           <w:b/>
           <w:color w:val="1F2937"/>
-          <w:sz w:val="24"/>
+          <w:sz w:val="22"/>
         </w:rPr>
-        <w:t>■ 음반 해설 및 감상 가이드</w:t>
+        <w:t xml:space="preserve">[음반 소개] </w:t>
+      </w:r>
+      <w:r>
+        <w:rPr w:rFonts="맑은 고딕">
+          <w:rFonts w:ascii="맑은 고딕" w:hAnsi="맑은 고딕" w:eastAsia="맑은 고딕"/>
+          <w:b w:val="0"/>
+          <w:sz w:val="21"/>
+        </w:rPr>
       </w:r>
     </w:p>
     <w:p>
       <w:pPr>
-        <w:spacing w:line="312" w:lineRule="auto" w:after="120"/>
+        <w:spacing w:line="324" w:lineRule="auto" w:after="120"/>
       </w:pPr>
       <w:r>
         <w:rPr w:rFonts="맑은 고딕">
@@ -108,51 +61,516 @@
           <w:b w:val="0"/>
           <w:sz w:val="21"/>
         </w:rPr>
-        <w:t>1980년에 개봉한 뮤지컬 영화 &lt;제너두(Xanadu)&gt;의 오리지널 사운드트랙은 영화의 상업적 평가를 뛰어넘어, 80년대 초반 대중음악 트렌드를 화려하게 수놓은 찬란한 팝의 명반입니다. 고전 할리우드 뮤지컬의 거장 진 케리(Gene Kelly)와 당시 최고 아이돌 스타였던 올리비아 뉴튼 존(Olivia Newton-John)의 만남으로 화제를 모았던 이 작품은, 영화 자체보다도 완벽하게 세공된 음악의 힘으로 글로벌 음반 차트를 매료시키며 대중음악사에 굵직한 족적을 남겼습니다.</w:t>
+        <w:t>1980년의 찬란한 빛과 낭만을 머금은 영화 &lt;제너두(Xanadu)&gt;의 오리지널 사운드트랙은, 스크린의 프레임을 뛰어넘어 순수한 음악적 황홀경으로 기억되는 불멸의 명반입니다. 당대 최고의 팝 디바 올리비아 뉴튼 존(Olivia Newton-John)의 청아한 미성과 심포닉 록의 거장 일렉트릭 라이트 오케스트라(Electric Light Orchestra, ELO)의 우주적 사운드가 빚어낸 이 음반은 아날로그 팝의 황금기를 상징합니다. 영화의 서사를 넘어서 낭만과 판타지가 교차하는 음의 유토피아를 구축하며, 반세기가 흐른 지금까지도 리스너들의 가슴속에 아련한 별빛으로 반짝이고 있습니다.</w:t>
       </w:r>
     </w:p>
     <w:p>
       <w:pPr>
-        <w:spacing w:line="312" w:lineRule="auto" w:after="120"/>
+        <w:spacing w:line="324" w:lineRule="auto" w:before="200" w:after="80"/>
       </w:pPr>
+      <w:r>
+        <w:rPr w:rFonts="맑은 고딕">
+          <w:rFonts w:ascii="맑은 고딕" w:hAnsi="맑은 고딕" w:eastAsia="맑은 고딕"/>
+          <w:b/>
+          <w:color w:val="1E3A8A"/>
+          <w:sz w:val="24"/>
+        </w:rPr>
+        <w:t>1. 음반 데이터</w:t>
+      </w:r>
+    </w:p>
+    <w:p>
+      <w:pPr>
+        <w:spacing w:line="324" w:lineRule="auto" w:after="80"/>
+      </w:pPr>
+      <w:r>
+        <w:rPr w:rFonts="맑은 고딕">
+          <w:rFonts w:ascii="맑은 고딕" w:hAnsi="맑은 고딕" w:eastAsia="맑은 고딕"/>
+          <w:b w:val="0"/>
+          <w:color w:val="6B7280"/>
+          <w:sz w:val="21"/>
+        </w:rPr>
+        <w:t xml:space="preserve">· </w:t>
+      </w:r>
+      <w:r>
+        <w:rPr w:rFonts="맑은 고딕">
+          <w:rFonts w:ascii="맑은 고딕" w:hAnsi="맑은 고딕" w:eastAsia="맑은 고딕"/>
+          <w:b/>
+          <w:color w:val="1F2937"/>
+          <w:sz w:val="21"/>
+        </w:rPr>
+        <w:t xml:space="preserve">앨범명: </w:t>
+      </w:r>
       <w:r>
         <w:rPr w:rFonts="맑은 고딕">
           <w:rFonts w:ascii="맑은 고딕" w:hAnsi="맑은 고딕" w:eastAsia="맑은 고딕"/>
           <w:b w:val="0"/>
           <w:sz w:val="21"/>
         </w:rPr>
-        <w:t>이 음반의 가장 큰 음악적 가치는 LP의 A면과 B면이 지닌 명확하고 독창적인 2분법적 구조에 있습니다. LP의 A면은 올리비아 뉴튼 존과 그녀의 전담 프로듀서 존 파라(John Farrar)가 주도하여 매끄럽고 감각적인 컨템포러리 팝 사운드를 완성했습니다. 반면 B면은 영국의 전설적인 천재 뮤지션 제프 린(Jeff Lynne)이 이끄는 일렉트릭 라이트 오케스트라(Electric Light Orchestra, ELO)가 전면에 나서 웅장한 교향악적 록과 신스팝의 유토피아를 구현해 냈습니다. 70년대 디스코의 잔향과 80년대 신스팝의 선구적 사운드가 조화롭게 교차하는 지점이 바로 이 음반입니다.</w:t>
+        <w:t>Original Soundtrack</w:t>
       </w:r>
     </w:p>
     <w:p>
       <w:pPr>
-        <w:spacing w:line="312" w:lineRule="auto" w:after="120"/>
+        <w:spacing w:line="324" w:lineRule="auto" w:after="80"/>
       </w:pPr>
+      <w:r>
+        <w:rPr w:rFonts="맑은 고딕">
+          <w:rFonts w:ascii="맑은 고딕" w:hAnsi="맑은 고딕" w:eastAsia="맑은 고딕"/>
+          <w:b w:val="0"/>
+          <w:color w:val="6B7280"/>
+          <w:sz w:val="21"/>
+        </w:rPr>
+        <w:t xml:space="preserve">· </w:t>
+      </w:r>
+      <w:r>
+        <w:rPr w:rFonts="맑은 고딕">
+          <w:rFonts w:ascii="맑은 고딕" w:hAnsi="맑은 고딕" w:eastAsia="맑은 고딕"/>
+          <w:b/>
+          <w:color w:val="1F2937"/>
+          <w:sz w:val="21"/>
+        </w:rPr>
+        <w:t xml:space="preserve">아티스트: </w:t>
+      </w:r>
       <w:r>
         <w:rPr w:rFonts="맑은 고딕">
           <w:rFonts w:ascii="맑은 고딕" w:hAnsi="맑은 고딕" w:eastAsia="맑은 고딕"/>
           <w:b w:val="0"/>
           <w:sz w:val="21"/>
         </w:rPr>
-        <w:t>수록곡 하나하나가 팝 역사에 남을 명곡들로 채워져 있습니다. 빌보드 싱글 차트 1위를 차지한 'Magic'은 올리비아 뉴튼 존의 청아하면서도 꿈꾸는 듯한 보컬과 절묘한 베이스 라인이 어우러진 감성 팝의 정수입니다. 영국 차트 정상을 차지한 타이틀곡 'Xanadu'는 ELO 특유의 웅장한 오케스트레이션과 올리비아의 맑은 음색이 완벽하게 결합된 판타지적 팝 넘버입니다. 아울러 클리프 리차드와의 애절한 두에곡 'Suddenly', ELO의 역동적인 에너지와 리듬감이 돋보이는 'All Over the World'와 'I'm Alive' 등은 앨범 전체의 완성도를 더욱 견고하게 지지합니다.</w:t>
+        <w:t>Xanadu (제너두)</w:t>
       </w:r>
     </w:p>
     <w:p>
       <w:pPr>
-        <w:spacing w:line="312" w:lineRule="auto" w:after="120"/>
+        <w:spacing w:line="324" w:lineRule="auto" w:after="80"/>
       </w:pPr>
+      <w:r>
+        <w:rPr w:rFonts="맑은 고딕">
+          <w:rFonts w:ascii="맑은 고딕" w:hAnsi="맑은 고딕" w:eastAsia="맑은 고딕"/>
+          <w:b w:val="0"/>
+          <w:color w:val="6B7280"/>
+          <w:sz w:val="21"/>
+        </w:rPr>
+        <w:t xml:space="preserve">· </w:t>
+      </w:r>
+      <w:r>
+        <w:rPr w:rFonts="맑은 고딕">
+          <w:rFonts w:ascii="맑은 고딕" w:hAnsi="맑은 고딕" w:eastAsia="맑은 고딕"/>
+          <w:b/>
+          <w:color w:val="1F2937"/>
+          <w:sz w:val="21"/>
+        </w:rPr>
+        <w:t xml:space="preserve">발매 정보: </w:t>
+      </w:r>
       <w:r>
         <w:rPr w:rFonts="맑은 고딕">
           <w:rFonts w:ascii="맑은 고딕" w:hAnsi="맑은 고딕" w:eastAsia="맑은 고딕"/>
           <w:b w:val="0"/>
           <w:sz w:val="21"/>
         </w:rPr>
-        <w:t>아날로그 LP로 이 음반을 감상하는 것은 80년대 초반의 화려하고 매혹적인 사운드 스케이프 속으로 여행을 떠나는 것과 같습니다. LP 턴테이블의 바늘이 회전하며 전달하는 미려한 아날로그 신디사이저의 온기와 풍성한 현악 세션, 그리고 올리비아 뉴튼 존의 맑고 투명한 목소리는 왜 이 사운드트랙이 시대를 초월하여 사랑받는 영원한 팝 클래식인지를 명확하게 입증해 줍니다.</w:t>
+        <w:t>1980년 MCA 레코드를 통해 발매된 본작은, 그리스 신화 속 뮤즈의 환생이라는 낭만적 판타지를 배경으로 제작된 동명 뮤지컬 영화의 공식 사운드트랙 음반입니다. A면은 명프로듀서 존 패러(John Farrar)와 올리비아 뉴튼 존이, B면은 제프 린(Jeff Lynne)이 이끄는 ELO가 도맡아 양분함으로써 각자의 독보적인 음악적 성취를 하나의 앨범 안에 우아하고 완벽하게 결합해 냈습니다.</w:t>
+      </w:r>
+    </w:p>
+    <w:p>
+      <w:pPr>
+        <w:spacing w:line="324" w:lineRule="auto" w:after="80"/>
+      </w:pPr>
+      <w:r>
+        <w:rPr w:rFonts="맑은 고딕">
+          <w:rFonts w:ascii="맑은 고딕" w:hAnsi="맑은 고딕" w:eastAsia="맑은 고딕"/>
+          <w:b w:val="0"/>
+          <w:color w:val="6B7280"/>
+          <w:sz w:val="21"/>
+        </w:rPr>
+        <w:t xml:space="preserve">· </w:t>
+      </w:r>
+      <w:r>
+        <w:rPr w:rFonts="맑은 고딕">
+          <w:rFonts w:ascii="맑은 고딕" w:hAnsi="맑은 고딕" w:eastAsia="맑은 고딕"/>
+          <w:b/>
+          <w:color w:val="1F2937"/>
+          <w:sz w:val="21"/>
+        </w:rPr>
+        <w:t xml:space="preserve">LP 인기도(판매량): </w:t>
+      </w:r>
+      <w:r>
+        <w:rPr w:rFonts="맑은 고딕">
+          <w:rFonts w:ascii="맑은 고딕" w:hAnsi="맑은 고딕" w:eastAsia="맑은 고딕"/>
+          <w:b w:val="0"/>
+          <w:sz w:val="21"/>
+        </w:rPr>
+        <w:t>발매 직후 미국 빌보드 200 앨범 차트 4위에 오르고 더블 플래티넘(200만 장 이상 판매)을 기록했으며, 영국 앨범 차트 2위를 차지하는 등 전 세계적인 메가 히트를 기록했습니다. 특히 빌보드 핫 100 1위를 4주간 수성한 "Magic"과 영국 싱글 차트 정상을 차지한 타이틀곡 "Xanadu" 등 수록곡들이 연이어 글로벌 차트를 점령하며 상업적으로 눈부신 대성공을 거두었습니다.</w:t>
+      </w:r>
+    </w:p>
+    <w:p>
+      <w:pPr>
+        <w:spacing w:line="324" w:lineRule="auto" w:after="80"/>
+      </w:pPr>
+      <w:r>
+        <w:rPr w:rFonts="맑은 고딕">
+          <w:rFonts w:ascii="맑은 고딕" w:hAnsi="맑은 고딕" w:eastAsia="맑은 고딕"/>
+          <w:b w:val="0"/>
+          <w:color w:val="6B7280"/>
+          <w:sz w:val="21"/>
+        </w:rPr>
+        <w:t xml:space="preserve">· </w:t>
+      </w:r>
+      <w:r>
+        <w:rPr w:rFonts="맑은 고딕">
+          <w:rFonts w:ascii="맑은 고딕" w:hAnsi="맑은 고딕" w:eastAsia="맑은 고딕"/>
+          <w:b/>
+          <w:color w:val="1F2937"/>
+          <w:sz w:val="21"/>
+        </w:rPr>
+        <w:t xml:space="preserve">각종 수상경력: </w:t>
+      </w:r>
+      <w:r>
+        <w:rPr w:rFonts="맑은 고딕">
+          <w:rFonts w:ascii="맑은 고딕" w:hAnsi="맑은 고딕" w:eastAsia="맑은 고딕"/>
+          <w:b w:val="0"/>
+          <w:sz w:val="21"/>
+        </w:rPr>
+        <w:t>수록곡 "Magic"으로 올리비아 뉴튼 존은 그래미 어워드 최우수 여성 팝 보컬 퍼포먼스 부문에 노미네이트되었으며, ELO의 제프 린은 "Xanadu"로 권위 있는 아이버 노벨로(Ivor Novello) 어워드 최고 오리지널 곡상을 수상하는 등 대중성과 음악성을 동시에 공인받았습니다.</w:t>
+      </w:r>
+    </w:p>
+    <w:p>
+      <w:pPr>
+        <w:spacing w:line="324" w:lineRule="auto" w:before="200" w:after="80"/>
+      </w:pPr>
+      <w:r>
+        <w:rPr w:rFonts="맑은 고딕">
+          <w:rFonts w:ascii="맑은 고딕" w:hAnsi="맑은 고딕" w:eastAsia="맑은 고딕"/>
+          <w:b/>
+          <w:color w:val="1E3A8A"/>
+          <w:sz w:val="24"/>
+        </w:rPr>
+        <w:t>2. 아티스트 정보</w:t>
+      </w:r>
+    </w:p>
+    <w:p>
+      <w:pPr>
+        <w:spacing w:line="324" w:lineRule="auto" w:after="80"/>
+      </w:pPr>
+      <w:r>
+        <w:rPr w:rFonts="맑은 고딕">
+          <w:rFonts w:ascii="맑은 고딕" w:hAnsi="맑은 고딕" w:eastAsia="맑은 고딕"/>
+          <w:b w:val="0"/>
+          <w:color w:val="6B7280"/>
+          <w:sz w:val="21"/>
+        </w:rPr>
+        <w:t xml:space="preserve">· </w:t>
+      </w:r>
+      <w:r>
+        <w:rPr w:rFonts="맑은 고딕">
+          <w:rFonts w:ascii="맑은 고딕" w:hAnsi="맑은 고딕" w:eastAsia="맑은 고딕"/>
+          <w:b/>
+          <w:color w:val="1F2937"/>
+          <w:sz w:val="21"/>
+        </w:rPr>
+        <w:t xml:space="preserve">국적: </w:t>
+      </w:r>
+      <w:r>
+        <w:rPr w:rFonts="맑은 고딕">
+          <w:rFonts w:ascii="맑은 고딕" w:hAnsi="맑은 고딕" w:eastAsia="맑은 고딕"/>
+          <w:b w:val="0"/>
+          <w:sz w:val="21"/>
+        </w:rPr>
+        <w:t>영국 / 호주</w:t>
+      </w:r>
+    </w:p>
+    <w:p>
+      <w:pPr>
+        <w:spacing w:line="324" w:lineRule="auto" w:after="80"/>
+      </w:pPr>
+      <w:r>
+        <w:rPr w:rFonts="맑은 고딕">
+          <w:rFonts w:ascii="맑은 고딕" w:hAnsi="맑은 고딕" w:eastAsia="맑은 고딕"/>
+          <w:b w:val="0"/>
+          <w:color w:val="6B7280"/>
+          <w:sz w:val="21"/>
+        </w:rPr>
+        <w:t xml:space="preserve">· </w:t>
+      </w:r>
+      <w:r>
+        <w:rPr w:rFonts="맑은 고딕">
+          <w:rFonts w:ascii="맑은 고딕" w:hAnsi="맑은 고딕" w:eastAsia="맑은 고딕"/>
+          <w:b/>
+          <w:color w:val="1F2937"/>
+          <w:sz w:val="21"/>
+        </w:rPr>
+        <w:t xml:space="preserve">생몰년도: </w:t>
+      </w:r>
+      <w:r>
+        <w:rPr w:rFonts="맑은 고딕">
+          <w:rFonts w:ascii="맑은 고딕" w:hAnsi="맑은 고딕" w:eastAsia="맑은 고딕"/>
+          <w:b w:val="0"/>
+          <w:sz w:val="21"/>
+        </w:rPr>
+        <w:t>올리비아 뉴튼 존(1948~2022) / 일렉트릭 라이트 오케스트라(1970년 결성)</w:t>
+      </w:r>
+    </w:p>
+    <w:p>
+      <w:pPr>
+        <w:spacing w:line="324" w:lineRule="auto" w:after="80"/>
+      </w:pPr>
+      <w:r>
+        <w:rPr w:rFonts="맑은 고딕">
+          <w:rFonts w:ascii="맑은 고딕" w:hAnsi="맑은 고딕" w:eastAsia="맑은 고딕"/>
+          <w:b w:val="0"/>
+          <w:color w:val="6B7280"/>
+          <w:sz w:val="21"/>
+        </w:rPr>
+        <w:t xml:space="preserve">· </w:t>
+      </w:r>
+      <w:r>
+        <w:rPr w:rFonts="맑은 고딕">
+          <w:rFonts w:ascii="맑은 고딕" w:hAnsi="맑은 고딕" w:eastAsia="맑은 고딕"/>
+          <w:b/>
+          <w:color w:val="1F2937"/>
+          <w:sz w:val="21"/>
+        </w:rPr>
+        <w:t xml:space="preserve">그룹 소속: </w:t>
+      </w:r>
+      <w:r>
+        <w:rPr w:rFonts="맑은 고딕">
+          <w:rFonts w:ascii="맑은 고딕" w:hAnsi="맑은 고딕" w:eastAsia="맑은 고딕"/>
+          <w:b w:val="0"/>
+          <w:sz w:val="21"/>
+        </w:rPr>
+        <w:t>컬래버레이션 프로젝트 (솔로 디바와 심포닉 록 밴드의 연합)</w:t>
+      </w:r>
+    </w:p>
+    <w:p>
+      <w:pPr>
+        <w:spacing w:line="324" w:lineRule="auto" w:after="80"/>
+      </w:pPr>
+      <w:r>
+        <w:rPr w:rFonts="맑은 고딕">
+          <w:rFonts w:ascii="맑은 고딕" w:hAnsi="맑은 고딕" w:eastAsia="맑은 고딕"/>
+          <w:b w:val="0"/>
+          <w:color w:val="6B7280"/>
+          <w:sz w:val="21"/>
+        </w:rPr>
+        <w:t xml:space="preserve">· </w:t>
+      </w:r>
+      <w:r>
+        <w:rPr w:rFonts="맑은 고딕">
+          <w:rFonts w:ascii="맑은 고딕" w:hAnsi="맑은 고딕" w:eastAsia="맑은 고딕"/>
+          <w:b/>
+          <w:color w:val="1F2937"/>
+          <w:sz w:val="21"/>
+        </w:rPr>
+        <w:t xml:space="preserve">아티스트 소개: </w:t>
+      </w:r>
+      <w:r>
+        <w:rPr w:rFonts="맑은 고딕">
+          <w:rFonts w:ascii="맑은 고딕" w:hAnsi="맑은 고딕" w:eastAsia="맑은 고딕"/>
+          <w:b w:val="0"/>
+          <w:sz w:val="21"/>
+        </w:rPr>
+        <w:t>청아하고 맑은 음색으로 시대를 풍미하며 다수의 그래미를 거머쥔 팝의 여신 올리비아 뉴튼 존과, 정통 클래식의 오케스트레이션과 로큰롤을 마법처럼 융합해 낸 제프 린 중심의 ELO는 팝 음악사를 찬연하게 빛낸 거장들입니다. 본 음반은 이 두 거대한 음악적 별자리가 하나의 궤도에서 조우하여 가장 빛나는 예술적 스파크를 일으킨 역사적 결과물입니다.</w:t>
+      </w:r>
+    </w:p>
+    <w:p>
+      <w:pPr>
+        <w:spacing w:line="324" w:lineRule="auto" w:before="200" w:after="80"/>
+      </w:pPr>
+      <w:r>
+        <w:rPr w:rFonts="맑은 고딕">
+          <w:rFonts w:ascii="맑은 고딕" w:hAnsi="맑은 고딕" w:eastAsia="맑은 고딕"/>
+          <w:b/>
+          <w:color w:val="1E3A8A"/>
+          <w:sz w:val="24"/>
+        </w:rPr>
+        <w:t>3. 음반 상세 분석</w:t>
+      </w:r>
+    </w:p>
+    <w:p>
+      <w:pPr>
+        <w:spacing w:line="324" w:lineRule="auto" w:after="80"/>
+      </w:pPr>
+      <w:r>
+        <w:rPr w:rFonts="맑은 고딕">
+          <w:rFonts w:ascii="맑은 고딕" w:hAnsi="맑은 고딕" w:eastAsia="맑은 고딕"/>
+          <w:b w:val="0"/>
+          <w:color w:val="6B7280"/>
+          <w:sz w:val="21"/>
+        </w:rPr>
+        <w:t xml:space="preserve">· </w:t>
+      </w:r>
+      <w:r>
+        <w:rPr w:rFonts="맑은 고딕">
+          <w:rFonts w:ascii="맑은 고딕" w:hAnsi="맑은 고딕" w:eastAsia="맑은 고딕"/>
+          <w:b/>
+          <w:color w:val="1F2937"/>
+          <w:sz w:val="21"/>
+        </w:rPr>
+        <w:t xml:space="preserve">역사적 위치: </w:t>
+      </w:r>
+      <w:r>
+        <w:rPr w:rFonts="맑은 고딕">
+          <w:rFonts w:ascii="맑은 고딕" w:hAnsi="맑은 고딕" w:eastAsia="맑은 고딕"/>
+          <w:b w:val="0"/>
+          <w:sz w:val="21"/>
+        </w:rPr>
+        <w:t>영화 자체의 흥행과 평가를 압도하며 '사운드트랙이 영화를 영원히 구원한 가장 대표적인 사례'로 음악사에 기록된 명반입니다. 1970년대 후반의 디스코 및 소프트 팝과 ELO 특유의 프로그레시브 심포닉 록 사운드가 절묘하게 교차하며, 1980년대 신스팝 시대로 넘어가는 변곡점을 가장 화려하고 세련되게 장식한 명징한 이정표로 평가받습니다.</w:t>
+      </w:r>
+    </w:p>
+    <w:p>
+      <w:pPr>
+        <w:spacing w:line="324" w:lineRule="auto" w:after="80"/>
+      </w:pPr>
+      <w:r>
+        <w:rPr w:rFonts="맑은 고딕">
+          <w:rFonts w:ascii="맑은 고딕" w:hAnsi="맑은 고딕" w:eastAsia="맑은 고딕"/>
+          <w:b w:val="0"/>
+          <w:color w:val="6B7280"/>
+          <w:sz w:val="21"/>
+        </w:rPr>
+        <w:t xml:space="preserve">· </w:t>
+      </w:r>
+      <w:r>
+        <w:rPr w:rFonts="맑은 고딕">
+          <w:rFonts w:ascii="맑은 고딕" w:hAnsi="맑은 고딕" w:eastAsia="맑은 고딕"/>
+          <w:b/>
+          <w:color w:val="1F2937"/>
+          <w:sz w:val="21"/>
+        </w:rPr>
+        <w:t xml:space="preserve">시대의 흔적(스토리텔링): </w:t>
+      </w:r>
+      <w:r>
+        <w:rPr w:rFonts="맑은 고딕">
+          <w:rFonts w:ascii="맑은 고딕" w:hAnsi="맑은 고딕" w:eastAsia="맑은 고딕"/>
+          <w:b w:val="0"/>
+          <w:sz w:val="21"/>
+        </w:rPr>
+        <w:t>롤러스케이트와 찬란한 네온사인, 아날로그 신시사이저의 여명이 밝아오던 1980년의 초입, 본작은 그 시절 청춘들이 꿈꾸었던 낭만과 판타지의 메타포였습니다. 디스코텍과 라디오 전파를 가득 메웠던 유려한 멜로디는 회색빛 일상을 살아가던 젊은 세대에게 찬란한 사랑과 유토피아(제너두)를 꿈꾸게 했던 아련한 노스탤지어의 표상입니다.</w:t>
+      </w:r>
+    </w:p>
+    <w:p>
+      <w:pPr>
+        <w:spacing w:line="324" w:lineRule="auto" w:before="200" w:after="80"/>
+      </w:pPr>
+      <w:r>
+        <w:rPr w:rFonts="맑은 고딕">
+          <w:rFonts w:ascii="맑은 고딕" w:hAnsi="맑은 고딕" w:eastAsia="맑은 고딕"/>
+          <w:b/>
+          <w:color w:val="1E3A8A"/>
+          <w:sz w:val="24"/>
+        </w:rPr>
+        <w:t>4. 주요 수록곡 및 감상 제언</w:t>
+      </w:r>
+    </w:p>
+    <w:p>
+      <w:pPr>
+        <w:spacing w:line="324" w:lineRule="auto" w:after="80"/>
+      </w:pPr>
+      <w:r>
+        <w:rPr w:rFonts="맑은 고딕">
+          <w:rFonts w:ascii="맑은 고딕" w:hAnsi="맑은 고딕" w:eastAsia="맑은 고딕"/>
+          <w:b w:val="0"/>
+          <w:color w:val="6B7280"/>
+          <w:sz w:val="21"/>
+        </w:rPr>
+        <w:t xml:space="preserve">· </w:t>
+      </w:r>
+      <w:r>
+        <w:rPr w:rFonts="맑은 고딕">
+          <w:rFonts w:ascii="맑은 고딕" w:hAnsi="맑은 고딕" w:eastAsia="맑은 고딕"/>
+          <w:b/>
+          <w:color w:val="1F2937"/>
+          <w:sz w:val="21"/>
+        </w:rPr>
+        <w:t xml:space="preserve">주요 수록곡 특징: </w:t>
+      </w:r>
+      <w:r>
+        <w:rPr w:rFonts="맑은 고딕">
+          <w:rFonts w:ascii="맑은 고딕" w:hAnsi="맑은 고딕" w:eastAsia="맑은 고딕"/>
+          <w:b w:val="0"/>
+          <w:sz w:val="21"/>
+        </w:rPr>
+        <w:t>부드럽고 몽환적인 멜로디 위로 올리비아 뉴튼 존의 청순한 보컬이 빛을 발하는 "Magic", 클리프 리차드와의 애절하고 감미로운 하모니가 돋보이는 발라드 "Suddenly", 그리고 제프 린의 드라마틱한 스트링 편곡과 올리비아의 고음이 환상적으로 만난 불후의 팝 앤섬 "Xanadu"를 비롯하여 ELO의 활기찬 에너지가 넘치는 "I'm Alive", "All Over the World"까지 완벽한 서정성과 음악적 구성을 보여줍니다.</w:t>
+      </w:r>
+    </w:p>
+    <w:p>
+      <w:pPr>
+        <w:spacing w:line="324" w:lineRule="auto" w:after="80"/>
+      </w:pPr>
+      <w:r>
+        <w:rPr w:rFonts="맑은 고딕">
+          <w:rFonts w:ascii="맑은 고딕" w:hAnsi="맑은 고딕" w:eastAsia="맑은 고딕"/>
+          <w:b w:val="0"/>
+          <w:color w:val="6B7280"/>
+          <w:sz w:val="21"/>
+        </w:rPr>
+        <w:t xml:space="preserve">· </w:t>
+      </w:r>
+      <w:r>
+        <w:rPr w:rFonts="맑은 고딕">
+          <w:rFonts w:ascii="맑은 고딕" w:hAnsi="맑은 고딕" w:eastAsia="맑은 고딕"/>
+          <w:b/>
+          <w:color w:val="1F2937"/>
+          <w:sz w:val="21"/>
+        </w:rPr>
+        <w:t xml:space="preserve">빈티지 감상 제언: </w:t>
+      </w:r>
+      <w:r>
+        <w:rPr w:rFonts="맑은 고딕">
+          <w:rFonts w:ascii="맑은 고딕" w:hAnsi="맑은 고딕" w:eastAsia="맑은 고딕"/>
+          <w:b w:val="0"/>
+          <w:sz w:val="21"/>
+        </w:rPr>
+        <w:t>턴테이블의 바늘이 소리골을 스치는 순간, 진공관 앰프 특유의 두텁고 온화한 음색이 올리비아 뉴튼 존의 목소리에 살아 숨 쉬는 듯한 온기를 불어넣습니다. ELO 특유의 겹겹이 쌓아 올린 웅장한 오케스트라 사운드와 아날로그 신시사이저의 잔향은 현대의 디지털 음원에서는 결코 맛볼 수 없는 입체적인 공간감과 따스한 감동을 선사합니다.</w:t>
+      </w:r>
+    </w:p>
+    <w:p>
+      <w:pPr>
+        <w:spacing w:line="324" w:lineRule="auto" w:after="80"/>
+      </w:pPr>
+      <w:r>
+        <w:rPr w:rFonts="맑은 고딕">
+          <w:rFonts w:ascii="맑은 고딕" w:hAnsi="맑은 고딕" w:eastAsia="맑은 고딕"/>
+          <w:b w:val="0"/>
+          <w:color w:val="6B7280"/>
+          <w:sz w:val="21"/>
+        </w:rPr>
+        <w:t xml:space="preserve">· </w:t>
+      </w:r>
+      <w:r>
+        <w:rPr w:rFonts="맑은 고딕">
+          <w:rFonts w:ascii="맑은 고딕" w:hAnsi="맑은 고딕" w:eastAsia="맑은 고딕"/>
+          <w:b/>
+          <w:color w:val="1F2937"/>
+          <w:sz w:val="21"/>
+        </w:rPr>
+        <w:t xml:space="preserve">소장 가치: </w:t>
+      </w:r>
+      <w:r>
+        <w:rPr w:rFonts="맑은 고딕">
+          <w:rFonts w:ascii="맑은 고딕" w:hAnsi="맑은 고딕" w:eastAsia="맑은 고딕"/>
+          <w:b w:val="0"/>
+          <w:sz w:val="21"/>
+        </w:rPr>
+        <w:t>당대 최정상에 있던 두 아티스트의 음악적 기량이 최고조에 달했을 때 탄생한 정규 앨범급 명작으로, 시각적 아름다움을 지닌 오리지널 커버 아트와 함께 아날로그 황금기 사운드의 정수를 온전히 간직하고 있어 바이닐 애호가라면 반드시 곁에 두어야 할 컬렉터스 아이템입니다.</w:t>
+      </w:r>
+    </w:p>
+    <w:p>
+      <w:pPr>
+        <w:spacing w:line="324" w:lineRule="auto" w:after="120" w:before="160"/>
+      </w:pPr>
+      <w:r>
+        <w:rPr w:rFonts="맑은 고딕">
+          <w:rFonts w:ascii="맑은 고딕" w:hAnsi="맑은 고딕" w:eastAsia="맑은 고딕"/>
+          <w:b/>
+          <w:color w:val="4338CA"/>
+          <w:sz w:val="21"/>
+        </w:rPr>
+        <w:t>이 음반을 통해 80년대 초 찬란했던 아날로그 판타지와 순수한 낭만이 전해주는 감동을 다시 한번 경험해 보시는 것은 어떨까요?</w:t>
       </w:r>
     </w:p>
     <w:sectPr>
       <w:pgSz w:w="12240" w:h="15840"/>
-      <w:pgMar w:top="1440" w:right="1440" w:bottom="1440" w:left="1440" w:header="720" w:footer="720" w:gutter="0"/>
+      <w:pgMar w:top="1152" w:right="1296" w:bottom="1152" w:left="1296" w:header="720" w:footer="720" w:gutter="0"/>
       <w:cols w:space="720"/>
       <w:docGrid w:linePitch="360"/>
     </w:sectPr>

--- a/word_reports/LP_0378_위치_358_Xanadu_Original Soundtrac.docx
+++ b/word_reports/LP_0378_위치_358_Xanadu_Original Soundtrac.docx
@@ -32,7 +32,7 @@
     </w:p>
     <w:p>
       <w:pPr>
-        <w:spacing w:line="324" w:lineRule="auto" w:before="80" w:after="160"/>
+        <w:spacing w:line="324" w:lineRule="auto" w:before="80" w:after="120"/>
       </w:pPr>
       <w:r>
         <w:rPr w:rFonts="맑은 고딕">
@@ -42,13 +42,6 @@
           <w:sz w:val="22"/>
         </w:rPr>
         <w:t xml:space="preserve">[음반 소개] </w:t>
-      </w:r>
-      <w:r>
-        <w:rPr w:rFonts="맑은 고딕">
-          <w:rFonts w:ascii="맑은 고딕" w:hAnsi="맑은 고딕" w:eastAsia="맑은 고딕"/>
-          <w:b w:val="0"/>
-          <w:sz w:val="21"/>
-        </w:rPr>
       </w:r>
     </w:p>
     <w:p>
@@ -61,7 +54,33 @@
           <w:b w:val="0"/>
           <w:sz w:val="21"/>
         </w:rPr>
-        <w:t>1980년의 찬란한 빛과 낭만을 머금은 영화 &lt;제너두(Xanadu)&gt;의 오리지널 사운드트랙은, 스크린의 프레임을 뛰어넘어 순수한 음악적 황홀경으로 기억되는 불멸의 명반입니다. 당대 최고의 팝 디바 올리비아 뉴튼 존(Olivia Newton-John)의 청아한 미성과 심포닉 록의 거장 일렉트릭 라이트 오케스트라(Electric Light Orchestra, ELO)의 우주적 사운드가 빚어낸 이 음반은 아날로그 팝의 황금기를 상징합니다. 영화의 서사를 넘어서 낭만과 판타지가 교차하는 음의 유토피아를 구축하며, 반세기가 흐른 지금까지도 리스너들의 가슴속에 아련한 별빛으로 반짝이고 있습니다.</w:t>
+        <w:t>1980년, 낭만과 첨단이 찬연하게 교차하던 세기말의 문턱에서 대중음악사에 유례없는 신비로운 궤적을 남긴 사운드트랙이 탄생했습니다. 바로 당대 최고의 팝 디바 올리비아 뉴튼 존(Olivia Newton-John)과 심포닉 록의 거장 제프 린(Jeff Lynne)이 이끄는 일렉트릭 라이트 오케스트라(Electric Light Orchestra, 이하 ELO)가 조우한 영화 《제너두(Xanadu)》의 오리지널 사운드트랙입니다. 비록 영화 자체는 환상과 현실 사이의 불협화음으로 상업적 혹평을 면치 못했으나, 그 실패의 잿더미 속에서 피어난 이 LP는 은막의 한계를 훌쩍 뛰어넘어 팝 역사상 가장 완벽한 멜로디의 신전으로 영원히 박제되었습니다.</w:t>
+      </w:r>
+    </w:p>
+    <w:p>
+      <w:pPr>
+        <w:spacing w:line="324" w:lineRule="auto" w:after="120"/>
+      </w:pPr>
+      <w:r>
+        <w:rPr w:rFonts="맑은 고딕">
+          <w:rFonts w:ascii="맑은 고딕" w:hAnsi="맑은 고딕" w:eastAsia="맑은 고딕"/>
+          <w:b w:val="0"/>
+          <w:sz w:val="21"/>
+        </w:rPr>
+        <w:t>본 작의 이면에는 그리스 신화 속 뮤즈의 부활이라는 낭만주의적 예술관과 롤러스케이트로 대변되던 1980년대 초반의 네온빛 유토피아 감성이 공존합니다. Side 1은 올리비아 뉴튼 존의 청아하면서도 몽환적인 음색을 중심으로 존 패러(John Farrar)의 유려한 팝 프로듀싱이 빛을 발하며, Side 2는 ELO 특유의 웅장한 오케스트레이션과 진보적인 신시사이저 사운드가 압도적인 우주적 서정성을 뿜어냅니다. 이는 단순한 영화 반주곡의 모음집이 아니라, 순수 팝의 서정성과 프로그레시브 팝-록의 혁신이 어떻게 하나의 미학적 완성체로 융합될 수 있는지를 증명한 기념비적 협업이었습니다.</w:t>
+      </w:r>
+    </w:p>
+    <w:p>
+      <w:pPr>
+        <w:spacing w:line="324" w:lineRule="auto" w:after="120"/>
+      </w:pPr>
+      <w:r>
+        <w:rPr w:rFonts="맑은 고딕">
+          <w:rFonts w:ascii="맑은 고딕" w:hAnsi="맑은 고딕" w:eastAsia="맑은 고딕"/>
+          <w:b w:val="0"/>
+          <w:sz w:val="21"/>
+        </w:rPr>
+        <w:t>반세기에 가까운 시간이 흐른 지금도 턴테이블의 플래터 위에 이 음반을 얹는 순간, 청자는 덧없이 흘러가 버린 20세기 후반의 가장 눈부셨던 순간과 마주하게 됩니다. 화려함 뒤에 은은하게 배어 있는 아날로그적 온기와 낭만, 그리고 사랑과 꿈을 노래하던 뮤즈의 전언은 디지털 스트리밍의 무감각한 시대에 더욱 짙은 서정적 울림을 자아냅니다. 《Xanadu》 사운드트랙은 비운의 영화를 구원한 음악의 승리이자, 시대의 공기를 온전히 머금은 불멸의 타임캡슐입니다.</w:t>
       </w:r>
     </w:p>
     <w:p>
@@ -168,7 +187,7 @@
           <w:b w:val="0"/>
           <w:sz w:val="21"/>
         </w:rPr>
-        <w:t>1980년 MCA 레코드를 통해 발매된 본작은, 그리스 신화 속 뮤즈의 환생이라는 낭만적 판타지를 배경으로 제작된 동명 뮤지컬 영화의 공식 사운드트랙 음반입니다. A면은 명프로듀서 존 패러(John Farrar)와 올리비아 뉴튼 존이, B면은 제프 린(Jeff Lynne)이 이끄는 ELO가 도맡아 양분함으로써 각자의 독보적인 음악적 성취를 하나의 앨범 안에 우아하고 완벽하게 결합해 냈습니다.</w:t>
+        <w:t>1980년 6월 MCA 레코드를 통해 전 세계 발매. 영화의 흥행 부진을 비웃듯 발매와 동시에 전 세계 음악 시장을 강타하며 사운드트랙 음반의 독자적 예술성과 파급력을 입증한 기념비적 앨범입니다.</w:t>
       </w:r>
     </w:p>
     <w:p>
@@ -199,7 +218,7 @@
           <w:b w:val="0"/>
           <w:sz w:val="21"/>
         </w:rPr>
-        <w:t>발매 직후 미국 빌보드 200 앨범 차트 4위에 오르고 더블 플래티넘(200만 장 이상 판매)을 기록했으며, 영국 앨범 차트 2위를 차지하는 등 전 세계적인 메가 히트를 기록했습니다. 특히 빌보드 핫 100 1위를 4주간 수성한 "Magic"과 영국 싱글 차트 정상을 차지한 타이틀곡 "Xanadu" 등 수록곡들이 연이어 글로벌 차트를 점령하며 상업적으로 눈부신 대성공을 거두었습니다.</w:t>
+        <w:t>미국 RIAA 더블 플래티넘(200만 장 이상) 인증, 빌보드 200 앨범 차트 4위 기록. 영국, 호주, 일본 등 글로벌 차트 최상위권을 휩쓸며 전 세계적으로 수백만 장의 경이적인 LP 판매고를 기록했습니다.</w:t>
       </w:r>
     </w:p>
     <w:p>
@@ -230,7 +249,7 @@
           <w:b w:val="0"/>
           <w:sz w:val="21"/>
         </w:rPr>
-        <w:t>수록곡 "Magic"으로 올리비아 뉴튼 존은 그래미 어워드 최우수 여성 팝 보컬 퍼포먼스 부문에 노미네이트되었으며, ELO의 제프 린은 "Xanadu"로 권위 있는 아이버 노벨로(Ivor Novello) 어워드 최고 오리지널 곡상을 수상하는 등 대중성과 음악성을 동시에 공인받았습니다.</w:t>
+        <w:t>수록곡 'Magic'의 빌보드 핫 100 4주 연속 1위 기록 및 그래미 어워드 '최우수 여성 팝 보컬 퍼포먼스' 노미네이트, 타이틀곡 'Xanadu'의 영국 싱글 차트 1위(ELO 유일의 UK 1위 곡) 등 상업성과 음악성을 두루 인정받았습니다.</w:t>
       </w:r>
     </w:p>
     <w:p>
@@ -275,7 +294,7 @@
           <w:b w:val="0"/>
           <w:sz w:val="21"/>
         </w:rPr>
-        <w:t>영국 / 호주</w:t>
+        <w:t>영국 / 호주 / 미국 (다국적 연합 프로젝트)</w:t>
       </w:r>
     </w:p>
     <w:p>
@@ -306,7 +325,7 @@
           <w:b w:val="0"/>
           <w:sz w:val="21"/>
         </w:rPr>
-        <w:t>올리비아 뉴튼 존(1948~2022) / 일렉트릭 라이트 오케스트라(1970년 결성)</w:t>
+        <w:t>1980년 발매 프로젝트 (올리비아 뉴튼 존: 1948~2022 / ELO: 1970년 결성)</w:t>
       </w:r>
     </w:p>
     <w:p>
@@ -337,7 +356,7 @@
           <w:b w:val="0"/>
           <w:sz w:val="21"/>
         </w:rPr>
-        <w:t>컬래버레이션 프로젝트 (솔로 디바와 심포닉 록 밴드의 연합)</w:t>
+        <w:t>컴필레이션 / 사운드트랙 프로젝트 (올리비아 뉴튼 존, ELO, 클리프 리차드, 더 튜브스 참여)</w:t>
       </w:r>
     </w:p>
     <w:p>
@@ -368,7 +387,7 @@
           <w:b w:val="0"/>
           <w:sz w:val="21"/>
         </w:rPr>
-        <w:t>청아하고 맑은 음색으로 시대를 풍미하며 다수의 그래미를 거머쥔 팝의 여신 올리비아 뉴튼 존과, 정통 클래식의 오케스트레이션과 로큰롤을 마법처럼 융합해 낸 제프 린 중심의 ELO는 팝 음악사를 찬연하게 빛낸 거장들입니다. 본 음반은 이 두 거대한 음악적 별자리가 하나의 궤도에서 조우하여 가장 빛나는 예술적 스파크를 일으킨 역사적 결과물입니다.</w:t>
+        <w:t>천상의 청아한 음색으로 전 세계를 매료시킨 팝의 연인 올리비아 뉴튼 존과 클래식과 록의 경계를 허문 천재 프로듀서 제프 린의 ELO가 결합한 독보적 프로젝트입니다. 20세기 팝 음악계의 정점에 서 있던 두 거장이 빚어낸 사운드는 대중성과 실험성의 황금비율을 완벽히 구현해 냈습니다.</w:t>
       </w:r>
     </w:p>
     <w:p>
@@ -413,7 +432,7 @@
           <w:b w:val="0"/>
           <w:sz w:val="21"/>
         </w:rPr>
-        <w:t>영화 자체의 흥행과 평가를 압도하며 '사운드트랙이 영화를 영원히 구원한 가장 대표적인 사례'로 음악사에 기록된 명반입니다. 1970년대 후반의 디스코 및 소프트 팝과 ELO 특유의 프로그레시브 심포닉 록 사운드가 절묘하게 교차하며, 1980년대 신스팝 시대로 넘어가는 변곡점을 가장 화려하고 세련되게 장식한 명징한 이정표로 평가받습니다.</w:t>
+        <w:t>디스코의 쇠퇴와 뉴웨이브 및 신스팝의 태동기였던 1980년대 초반, 오케스트라 사운드와 신시사이저, 멜로딕 팝을 유기적으로 엮어낸 팝-록의 이정표입니다. 영화의 실패에도 불구하고 오직 음악의 힘만으로 대중음악사에 굵직한 족적을 남긴 드문 걸작으로 평가받습니다.</w:t>
       </w:r>
     </w:p>
     <w:p>
@@ -444,7 +463,7 @@
           <w:b w:val="0"/>
           <w:sz w:val="21"/>
         </w:rPr>
-        <w:t>롤러스케이트와 찬란한 네온사인, 아날로그 신시사이저의 여명이 밝아오던 1980년의 초입, 본작은 그 시절 청춘들이 꿈꾸었던 낭만과 판타지의 메타포였습니다. 디스코텍과 라디오 전파를 가득 메웠던 유려한 멜로디는 회색빛 일상을 살아가던 젊은 세대에게 찬란한 사랑과 유토피아(제너두)를 꿈꾸게 했던 아련한 노스탤지어의 표상입니다.</w:t>
+        <w:t>현란한 네온사인과 롤러스케이트장, 아날로그 신시사이저의 맥박이 뛰던 1980년대 청춘들의 해방구와 낭만을 고스란히 담아냈습니다. 전설적인 무용수 진 켈리(Gene Kelly)의 마지막 유작 음악과 록 밴드 더 튜브스(The Tubes)의 참여는 1940년대 빅밴드 스윙과 80년대 록의 시공간을 초월한 대화를 낭만적으로 증언합니다.</w:t>
       </w:r>
     </w:p>
     <w:p>
@@ -489,7 +508,7 @@
           <w:b w:val="0"/>
           <w:sz w:val="21"/>
         </w:rPr>
-        <w:t>부드럽고 몽환적인 멜로디 위로 올리비아 뉴튼 존의 청순한 보컬이 빛을 발하는 "Magic", 클리프 리차드와의 애절하고 감미로운 하모니가 돋보이는 발라드 "Suddenly", 그리고 제프 린의 드라마틱한 스트링 편곡과 올리비아의 고음이 환상적으로 만난 불후의 팝 앤섬 "Xanadu"를 비롯하여 ELO의 활기찬 에너지가 넘치는 "I'm Alive", "All Over the World"까지 완벽한 서정성과 음악적 구성을 보여줍니다.</w:t>
+        <w:t>올리비아 뉴튼 존의 맑고 감미로운 보컬이 안개처럼 스며드는 넘버원 명곡 'Magic', ELO의 역동적인 스트링 편곡과 올리비아의 신비로운 음색이 환상적으로 맞물리는 타이틀곡 'Xanadu', 클리프 리차드와의 애절하고 완벽한 하모니가 돋보이는 듀엣 발라드 'Suddenly', ELO의 드라마틱한 팝 감각이 폭발하는 'I'm Alive'와 'All Over the World' 등이 수록되어 있습니다.</w:t>
       </w:r>
     </w:p>
     <w:p>
@@ -520,7 +539,7 @@
           <w:b w:val="0"/>
           <w:sz w:val="21"/>
         </w:rPr>
-        <w:t>턴테이블의 바늘이 소리골을 스치는 순간, 진공관 앰프 특유의 두텁고 온화한 음색이 올리비아 뉴튼 존의 목소리에 살아 숨 쉬는 듯한 온기를 불어넣습니다. ELO 특유의 겹겹이 쌓아 올린 웅장한 오케스트라 사운드와 아날로그 신시사이저의 잔향은 현대의 디지털 음원에서는 결코 맛볼 수 없는 입체적인 공간감과 따스한 감동을 선사합니다.</w:t>
+        <w:t>진공관 앰프의 온기 어린 증폭과 다이내믹 레인지가 넓은 턴테이블 카트리지를 통해 감상할 때 그 진가가 드러납니다. Side 1의 섬세한 어쿠스틱/일렉트릭 피아노 질감과 Side 2에 포진된 ELO의 웅장한 아날로그 신시사이저, 생생한 스트링 섹션의 입체적인 무대감이 룸 전체를 황홀하게 채워줍니다.</w:t>
       </w:r>
     </w:p>
     <w:p>
@@ -551,7 +570,7 @@
           <w:b w:val="0"/>
           <w:sz w:val="21"/>
         </w:rPr>
-        <w:t>당대 최정상에 있던 두 아티스트의 음악적 기량이 최고조에 달했을 때 탄생한 정규 앨범급 명작으로, 시각적 아름다움을 지닌 오리지널 커버 아트와 함께 아날로그 황금기 사운드의 정수를 온전히 간직하고 있어 바이닐 애호가라면 반드시 곁에 두어야 할 컬렉터스 아이템입니다.</w:t>
+        <w:t>영화의 컬트적 인기와 더불어 음악 자체의 완벽성으로 인해 빈티지 LP 애호가들에게는 반드시 서가에 꽂혀 있어야 할 에센셜 아이템입니다. 오리지널 게이트폴드 커버의 화려한 아트워크와 아날로그 전성기 마스터링의 밀도 높은 소릿골은 그 자체로 영구적인 소장 가치를 지닙니다.</w:t>
       </w:r>
     </w:p>
     <w:p>
@@ -565,7 +584,7 @@
           <w:color w:val="4338CA"/>
           <w:sz w:val="21"/>
         </w:rPr>
-        <w:t>이 음반을 통해 80년대 초 찬란했던 아날로그 판타지와 순수한 낭만이 전해주는 감동을 다시 한번 경험해 보시는 것은 어떨까요?</w:t>
+        <w:t>이 음반을 통해 아날로그 바늘 끝에서 피어나는 아련한 네온빛 뮤즈가 전해주는 감동을 다시 한번 경험해 보시는 것은 어떨까요?</w:t>
       </w:r>
     </w:p>
     <w:sectPr>
